--- a/resumbission/v17/Author_Response_ERFS-100341_v17-clean.docx
+++ b/resumbission/v17/Author_Response_ERFS-100341_v17-clean.docx
@@ -924,7 +924,19 @@
         <w:rPr>
           <w:rFonts w:ascii="Aptos" w:hAnsi="Aptos"/>
         </w:rPr>
-        <w:t>We agree that the uncertainty analysis was not sufficiently visible in the submitted manuscript. The SI includes complementary tests of joint parameter uncertainty, model structure, individual parameter choices, and spatial-screen assumptions. These comprise a 1,000-draw joint-prior Monte Carlo ensemble across eight first-order biophysical and economic parameters (Supplementary Note 6; Fig. S9), a microbially explicit four-pool structural sensitivity, one-at-a-time sensitivity to fertilizer-demand elasticity (Figs. S7–S8), mineralizable-N parameter sensitivity (Fig. S3), and a five-treatment robustness analysis of the spatial screen (Supplementary Note 7). We now reference these analyses prominently in the main-text Discussion. Together, they show that the paper’s principal qualitative conclusions persist across the parameter ranges and alternative formulations tested, while not implying that all sources of model uncertainty have been resolved.</w:t>
+        <w:t xml:space="preserve">We agree that the uncertainty analysis was not sufficiently visible in the submitted manuscript. The SI includes complementary tests of joint parameter uncertainty, model structure, individual parameter choices, and spatial-screen assumptions. These comprise a 1,000-draw joint-prior Monte Carlo ensemble across eight first-order biophysical and economic parameters (Supplementary Note 6; Fig. S9), </w:t>
+      </w:r>
+      <w:r>
+        <w:rPr>
+          <w:rFonts w:ascii="Aptos" w:hAnsi="Aptos"/>
+        </w:rPr>
+        <w:t xml:space="preserve">a microbially explicit four-pool structural sensitivity (qualitative in this revision; see below),</w:t>
+      </w:r>
+      <w:r>
+        <w:rPr>
+          <w:rFonts w:ascii="Aptos" w:hAnsi="Aptos"/>
+        </w:rPr>
+        <w:t xml:space="preserve"> one-at-a-time sensitivity to fertilizer-demand elasticity (Figs. S7–S8), mineralizable-N parameter sensitivity (Fig. S3), and a five-treatment robustness analysis of the spatial screen (Supplementary Note 7). We now reference these analyses prominently in the main-text Discussion. Together, they show that the paper’s principal qualitative conclusions persist across the parameter ranges and alternative formulations tested, while not implying that all sources of model uncertainty have been resolved.</w:t>
       </w:r>
     </w:p>
     <w:p>
@@ -940,13 +952,13 @@
       </w:pPr>
       <w:bookmarkStart w:id="12" w:name="referee-2-itemized-minor-comments"/>
       <w:bookmarkEnd w:id="11"/>
-      <w:r>
-        <w:rPr>
-          <w:rFonts w:ascii="Aptos" w:hAnsi="Aptos"/>
-        </w:rPr>
-        <w:t xml:space="preserve">On retaining the microbially explicit four-pool comparison: we retain this analysis because it tests structural uncertainty in the soil feedback that is central to the paper. Specifically, it asks whether the estimated long-term consequences of reduced residue inputs depend on how microbial processing and carbon stabilization are represented. The alternative formulation preserves the direction of the response but changes its magnitude: year-30 SOC losses range from 0.9 to 2.5 times the Century estimates across regions, with a median ratio of 1.8 (revised Supplementary Note 2). This indicates that the simpler Century formulation does not create the long-run risk signal, although it may provide a conservative estimate of its magnitude. We have kept the detailed comparison in the SI and can further reduce its prominence in the main text, but we believe the result is important </w:t>
-        <w:lastRenderedPageBreak/>
-        <w:t>because it directly tests the robustness of the paper’s focal soil-feedback mechanism.</w:t>
+    </w:p>
+    <w:p>
+      <w:pPr>
+        <w:rPr/>
+      </w:pPr>
+      <w:r>
+        <w:t xml:space="preserve">On the microbially explicit four-pool comparison: in preparing this revision we found that the alternative engine is not part of the deposited reproducibility code, so the quantitative comparison cannot be regenerated. We have therefore withdrawn the numerical results (the SOC-loss ratios, Supplementary Figure S5 and Supplementary table 2) and retain only the qualitative statement that the alternative formulation preserves the direction of the soil-feedback response; Supplementary Note 2 states the withdrawal and the reason. We agree the structural test is valuable and plan to restore a quantitative comparison from a regenerable implementation of the microbially-explicit scheme.</w:t>
       </w:r>
     </w:p>
     <w:p>
